--- a/tools/technology-strategy/technology-strategy-template.docx
+++ b/tools/technology-strategy/technology-strategy-template.docx
@@ -142,7 +142,7 @@
           <w:sz w:val="21"/>
           <w:szCs w:val="21"/>
         </w:rPr>
-        <w:t>What business objectives does this technology strategy exist to serve? Name the one or two business outcomes this strategy is accountable to, not a general mission statement. If this strategy can't be traced back to something the business is trying to achieve, it's a roadmap wearing a strategy's name.</w:t>
+        <w:t>What business objectives does this technology strategy exist to serve? Name the one or two business outcomes this strategy is accountable to, rather than a general mission statement. If this strategy can't be traced back to something the business is trying to achieve, it's a roadmap wearing a strategy's name.</w:t>
       </w:r>
     </w:p>
     <w:p>
@@ -173,7 +173,7 @@
           <w:sz w:val="21"/>
           <w:szCs w:val="21"/>
         </w:rPr>
-        <w:t>A short, honest current-state summary: what's working, what's constrained, and the one or two structural limits that shape everything below. Two or three sentences, not an inventory.</w:t>
+        <w:t>A short current-state summary: what's working, what's constrained, and the one or two structural limits that shape everything below. Two or three sentences rather than an inventory.</w:t>
       </w:r>
     </w:p>
     <w:p>
@@ -462,7 +462,7 @@
           <w:sz w:val="21"/>
           <w:szCs w:val="21"/>
         </w:rPr>
-        <w:t xml:space="preserve">How investment is allocated across time horizons, not just what's being built next quarter. Horizon 1 keeps the business running; Horizon 3 is where genuine strategic bets live. Most organizations over-invest in Horizon 1 by default and </w:t>
+        <w:t>How investment is allocated across time horizons, beyond what's being built next quarter. Horizon 1 keeps the business running; Horizon 3 is where the strategic bets live. Most organizations over-invest in Horizon 1 by default and have to make that tradeoff explicit to correct it.</w:t>
       </w:r>
       <w:proofErr w:type="gramStart"/>
       <w:r>
@@ -471,7 +471,6 @@
           <w:sz w:val="21"/>
           <w:szCs w:val="21"/>
         </w:rPr>
-        <w:t>have to</w:t>
       </w:r>
       <w:proofErr w:type="gramEnd"/>
       <w:r>
@@ -480,7 +479,6 @@
           <w:sz w:val="21"/>
           <w:szCs w:val="21"/>
         </w:rPr>
-        <w:t xml:space="preserve"> make that tradeoff explicit to correct it.</w:t>
       </w:r>
     </w:p>
     <w:tbl>
@@ -971,8 +969,7 @@
           <w:sz w:val="21"/>
           <w:szCs w:val="21"/>
         </w:rPr>
-        <w:lastRenderedPageBreak/>
-        <w:t>What this strategy explicitly says no to, and why. This section is the actual strategy; a document that's only a list of things being built is a roadmap, not a strategy. A tradeoff without a stated cost isn't a real tradeoff.</w:t>
+        <w:t>What this strategy explicitly says no to, and why. This section is the strategy; a document that's only a list of things being built is a roadmap. A tradeoff without a stated cost is a preference.</w:t>
       </w:r>
     </w:p>
     <w:tbl>
